--- a/public/templates/tension-protocol.docx
+++ b/public/templates/tension-protocol.docx
@@ -1640,7 +1640,7 @@
               <w:pStyle w:val="aa"/>
               <w:numPr>
                 <w:ilvl w:val="1"/>
-                <w:numId w:val="2"/>
+                <w:numId w:val="__NUMID_2_SLOT_0__"/>
               </w:numPr>
               <w:rPr>
                 <w:i/>

--- a/public/templates/tension-protocol.docx
+++ b/public/templates/tension-protocol.docx
@@ -689,9 +689,6 @@
           <w:sz w:val="24"/>
           <w:u w:val="single"/>
         </w:rPr>
-        <w:t>Управляющий производством</w:t>
-      </w:r>
-      <w:r>
         <w:t xml:space="preserve"> {position}</w:t>
       </w:r>
     </w:p>
@@ -746,46 +743,6 @@
           <w:i/>
           <w:u w:val="single"/>
         </w:rPr>
-        <w:fldChar w:fldCharType="begin"/>
-      </w:r>
-      <w:r>
-        <w:rPr>
-          <w:rFonts w:ascii="Times New Roman" w:hAnsi="Times New Roman"/>
-          <w:b/>
-          <w:i/>
-          <w:u w:val="single"/>
-        </w:rPr>
-        <w:instrText xml:space="preserve"> MERGEFIELD Дата_проведения </w:instrText>
-      </w:r>
-      <w:r>
-        <w:rPr>
-          <w:rFonts w:ascii="Times New Roman" w:hAnsi="Times New Roman"/>
-          <w:b/>
-          <w:i/>
-          <w:u w:val="single"/>
-        </w:rPr>
-        <w:fldChar w:fldCharType="separate"/>
-      </w:r>
-      <w:r>
-        <w:rPr>
-          <w:rFonts w:ascii="Times New Roman" w:hAnsi="Times New Roman"/>
-          <w:b/>
-          <w:i/>
-          <w:noProof/>
-          <w:u w:val="single"/>
-        </w:rPr>
-        <w:t>«10» апреля 2026 г.</w:t>
-      </w:r>
-      <w:r>
-        <w:rPr>
-          <w:rFonts w:ascii="Times New Roman" w:hAnsi="Times New Roman"/>
-          <w:b/>
-          <w:i/>
-          <w:u w:val="single"/>
-        </w:rPr>
-        <w:fldChar w:fldCharType="end"/>
-      </w:r>
-      <w:r>
         <w:t xml:space="preserve"> «{measurementDate.day}» {measurementDate.month} {measurementDate.year} г.</w:t>
       </w:r>
     </w:p>

--- a/public/templates/tension-protocol.docx
+++ b/public/templates/tension-protocol.docx
@@ -7045,6 +7045,9 @@
     </w:p>
     <w:p>
       <w:pPr>
+        <w:tabs>
+          <w:tab w:val="left" w:pos="5664"/>
+        </w:tabs>
         <w:spacing w:after="0" w:line="240" w:lineRule="auto"/>
         <w:contextualSpacing/>
         <w:rPr>
@@ -7068,13 +7071,7 @@
         <w:t>Өлшеуді жүргізген</w:t>
       </w:r>
       <w:r>
-        <w:rPr>
-          <w:rFonts w:ascii="Times New Roman" w:hAnsi="Times New Roman"/>
-          <w:sz w:val="24"/>
-          <w:szCs w:val="24"/>
-          <w:lang w:val="kk-KZ"/>
-        </w:rPr>
-        <w:t xml:space="preserve">                                                            </w:t>
+        <w:tab/>
       </w:r>
       <w:r>
         <w:rPr>
@@ -7089,6 +7086,9 @@
     </w:p>
     <w:p>
       <w:pPr>
+        <w:tabs>
+          <w:tab w:val="left" w:pos="5664"/>
+        </w:tabs>
         <w:spacing w:after="0"/>
         <w:rPr>
           <w:rFonts w:ascii="Times New Roman" w:hAnsi="Times New Roman"/>
@@ -7108,22 +7108,7 @@
         <w:t>Оценку проводил:</w:t>
       </w:r>
       <w:r>
-        <w:rPr>
-          <w:rFonts w:ascii="Times New Roman" w:hAnsi="Times New Roman"/>
-          <w:sz w:val="24"/>
-          <w:szCs w:val="24"/>
-          <w:lang w:val="kk-KZ"/>
-        </w:rPr>
-        <w:t xml:space="preserve">      </w:t>
-      </w:r>
-      <w:r>
-        <w:rPr>
-          <w:rFonts w:ascii="Times New Roman" w:hAnsi="Times New Roman"/>
-          <w:sz w:val="24"/>
-          <w:szCs w:val="24"/>
-          <w:lang w:val="kk-KZ"/>
-        </w:rPr>
-        <w:t xml:space="preserve">                                                          </w:t>
+        <w:tab/>
       </w:r>
       <w:r>
         <w:rPr>
@@ -7141,6 +7126,7 @@
     <w:p>
       <w:pPr>
         <w:spacing w:after="0"/>
+        <w:ind w:left="4956" w:firstLine="708"/>
         <w:rPr>
           <w:rFonts w:ascii="Times New Roman" w:hAnsi="Times New Roman"/>
           <w:sz w:val="24"/>
@@ -7148,15 +7134,6 @@
           <w:lang w:val="kk-KZ"/>
         </w:rPr>
       </w:pPr>
-      <w:r>
-        <w:rPr>
-          <w:rFonts w:ascii="Times New Roman" w:hAnsi="Times New Roman"/>
-          <w:sz w:val="24"/>
-          <w:szCs w:val="24"/>
-          <w:lang w:val="kk-KZ"/>
-        </w:rPr>
-        <w:t xml:space="preserve">                                                                                              </w:t>
-      </w:r>
       <w:r>
         <w:rPr>
           <w:rFonts w:ascii="Times New Roman" w:hAnsi="Times New Roman"/>
